--- a/OS/reports/lab 3_Windows Batch Script Automation for Local and Remote Repository Synchronization.docx
+++ b/OS/reports/lab 3_Windows Batch Script Automation for Local and Remote Repository Synchronization.docx
@@ -33,15 +33,7 @@
         <w:spacing w:line="360" w:lineRule="auto"/>
       </w:pPr>
       <w:r>
-        <w:t xml:space="preserve">Windows batch scripting is a method of automating repetitive command-line tasks in Windows through files with the .bat extension. File and folder synchronization maintains a duplicate copy of data from a source location to a destination location. The XCOPY command supports this process by copying files and directories, including subdirectories when appropriate options </w:t>
-      </w:r>
-      <w:proofErr w:type="gramStart"/>
-      <w:r>
-        <w:t>are used</w:t>
-      </w:r>
-      <w:proofErr w:type="gramEnd"/>
-      <w:r>
-        <w:t>. Automating synchronization helps reduce manual effort and supports regular data backup or replication.</w:t>
+        <w:t>Windows batch scripting is a method of automating repetitive command-line tasks in Windows through files with the .bat extension. File and folder synchronization maintains a duplicate copy of data from a source location to a destination location. The XCOPY command supports this process by copying files and directories, including subdirectories when appropriate options are used. Automating synchronization helps reduce manual effort and supports regular data backup or replication.</w:t>
       </w:r>
     </w:p>
     <w:p>
@@ -49,23 +41,7 @@
         <w:spacing w:line="360" w:lineRule="auto"/>
       </w:pPr>
       <w:r>
-        <w:t xml:space="preserve">Windows Task Scheduler is a system utility that runs a program or script automatically at a defined time or interval. When a batch script </w:t>
-      </w:r>
-      <w:proofErr w:type="gramStart"/>
-      <w:r>
-        <w:t>is scheduled</w:t>
-      </w:r>
-      <w:proofErr w:type="gramEnd"/>
-      <w:r>
-        <w:t xml:space="preserve">, the synchronization process can occur periodically without requiring user interaction. This improves reliability by ensuring that changes in the source directory </w:t>
-      </w:r>
-      <w:proofErr w:type="gramStart"/>
-      <w:r>
-        <w:t>are copied</w:t>
-      </w:r>
-      <w:proofErr w:type="gramEnd"/>
-      <w:r>
-        <w:t xml:space="preserve"> to the destination directory regularly.</w:t>
+        <w:t>Windows Task Scheduler is a system utility that runs a program or script automatically at a defined time or interval. When a batch script is scheduled, the synchronization process can occur periodically without requiring user interaction. This improves reliability by ensuring that changes in the source directory are copied to the destination directory regularly.</w:t>
       </w:r>
     </w:p>
     <w:p>
@@ -105,30 +81,7 @@
           <w:bCs/>
         </w:rPr>
         <w:lastRenderedPageBreak/>
-        <w:t xml:space="preserve">3.1) </w:t>
-      </w:r>
-      <w:r>
-        <w:rPr>
-          <w:b w:val="0"/>
-          <w:bCs/>
-        </w:rPr>
-        <w:t xml:space="preserve">Write a Windows Batch Script to automate the synchronization of files and folders between a source and destination directory using the XCOPY command and schedule it </w:t>
-      </w:r>
-      <w:proofErr w:type="gramStart"/>
-      <w:r>
-        <w:rPr>
-          <w:b w:val="0"/>
-          <w:bCs/>
-        </w:rPr>
-        <w:t>using</w:t>
-      </w:r>
-      <w:proofErr w:type="gramEnd"/>
-      <w:r>
-        <w:rPr>
-          <w:b w:val="0"/>
-          <w:bCs/>
-        </w:rPr>
-        <w:t xml:space="preserve"> Windows Task Scheduler.</w:t>
+        <w:t>3.1) Write a Windows Batch Script to automate the synchronization of files and folders between a source and destination directory using the XCOPY command and schedule it using Windows Task Scheduler.</w:t>
       </w:r>
     </w:p>
     <w:p>
@@ -597,6 +550,9 @@
         <w:jc w:val="center"/>
       </w:pPr>
       <w:r>
+        <w:rPr>
+          <w:noProof/>
+        </w:rPr>
         <w:drawing>
           <wp:inline distT="0" distB="0" distL="0" distR="0" wp14:anchorId="6E7CD80A" wp14:editId="07D12755">
             <wp:extent cx="5673632" cy="3168503"/>
@@ -682,15 +638,7 @@
       </w:r>
       <w:proofErr w:type="spellEnd"/>
       <w:r>
-        <w:t xml:space="preserve"> "D:\Prasoon Raj Shakya\BSc. CSIT\</w:t>
-      </w:r>
-      <w:proofErr w:type="gramStart"/>
-      <w:r>
-        <w:t>4th</w:t>
-      </w:r>
-      <w:proofErr w:type="gramEnd"/>
-      <w:r>
-        <w:t xml:space="preserve"> </w:t>
+        <w:t xml:space="preserve"> "D:\Prasoon Raj Shakya\BSc. CSIT\4th </w:t>
       </w:r>
       <w:proofErr w:type="spellStart"/>
       <w:r>
@@ -698,15 +646,7 @@
       </w:r>
       <w:proofErr w:type="spellEnd"/>
       <w:r>
-        <w:t>\Lab works\OS\source" "D:\Prasoon Raj Shakya\BSc. CSIT\</w:t>
-      </w:r>
-      <w:proofErr w:type="gramStart"/>
-      <w:r>
-        <w:t>4th</w:t>
-      </w:r>
-      <w:proofErr w:type="gramEnd"/>
-      <w:r>
-        <w:t xml:space="preserve"> </w:t>
+        <w:t xml:space="preserve">\Lab works\OS\source" "D:\Prasoon Raj Shakya\BSc. CSIT\4th </w:t>
       </w:r>
       <w:proofErr w:type="spellStart"/>
       <w:r>
@@ -765,6 +705,9 @@
     </w:p>
     <w:p>
       <w:r>
+        <w:rPr>
+          <w:noProof/>
+        </w:rPr>
         <w:drawing>
           <wp:inline distT="0" distB="0" distL="0" distR="0" wp14:anchorId="67E58F0C" wp14:editId="6DDE6A55">
             <wp:extent cx="5548630" cy="4093845"/>
@@ -804,6 +747,9 @@
     </w:p>
     <w:p>
       <w:r>
+        <w:rPr>
+          <w:noProof/>
+        </w:rPr>
         <w:drawing>
           <wp:inline distT="0" distB="0" distL="0" distR="0" wp14:anchorId="4214797E" wp14:editId="7D1DF3ED">
             <wp:extent cx="5548630" cy="1377950"/>
@@ -858,6 +804,9 @@
     </w:p>
     <w:p>
       <w:r>
+        <w:rPr>
+          <w:noProof/>
+        </w:rPr>
         <w:drawing>
           <wp:inline distT="0" distB="0" distL="0" distR="0" wp14:anchorId="6A295930" wp14:editId="7E3C9B0D">
             <wp:extent cx="5548630" cy="601345"/>
@@ -897,6 +846,9 @@
     </w:p>
     <w:p>
       <w:r>
+        <w:rPr>
+          <w:noProof/>
+        </w:rPr>
         <w:drawing>
           <wp:inline distT="0" distB="0" distL="0" distR="0" wp14:anchorId="07DA6DA7" wp14:editId="5AB0CD1E">
             <wp:extent cx="5548630" cy="1186815"/>
@@ -958,6 +910,9 @@
         <w:jc w:val="left"/>
       </w:pPr>
       <w:r>
+        <w:rPr>
+          <w:noProof/>
+        </w:rPr>
         <w:drawing>
           <wp:inline distT="0" distB="0" distL="0" distR="0" wp14:anchorId="33E1A1B1" wp14:editId="7204D4D3">
             <wp:extent cx="5430008" cy="1971950"/>
@@ -1018,6 +973,9 @@
         <w:jc w:val="left"/>
       </w:pPr>
       <w:r>
+        <w:rPr>
+          <w:noProof/>
+        </w:rPr>
         <w:drawing>
           <wp:inline distT="0" distB="0" distL="0" distR="0" wp14:anchorId="4385F109" wp14:editId="682ED400">
             <wp:extent cx="5144494" cy="2895470"/>
@@ -1125,6 +1083,9 @@
         <w:jc w:val="left"/>
       </w:pPr>
       <w:r>
+        <w:rPr>
+          <w:noProof/>
+        </w:rPr>
         <w:drawing>
           <wp:inline distT="0" distB="0" distL="0" distR="0" wp14:anchorId="37ACF9B8" wp14:editId="2F4DFDB5">
             <wp:extent cx="5548630" cy="1207135"/>
@@ -1295,15 +1256,7 @@
         <w:t xml:space="preserve">Step 4: </w:t>
       </w:r>
       <w:r>
-        <w:t xml:space="preserve">Commit the changes </w:t>
-      </w:r>
-      <w:proofErr w:type="gramStart"/>
-      <w:r>
-        <w:t>using</w:t>
-      </w:r>
-      <w:proofErr w:type="gramEnd"/>
-      <w:r>
-        <w:t>:</w:t>
+        <w:t>Commit the changes using:</w:t>
       </w:r>
     </w:p>
     <w:p>
@@ -1375,15 +1328,7 @@
         <w:t xml:space="preserve">Step 6: </w:t>
       </w:r>
       <w:r>
-        <w:t xml:space="preserve">Verify that the changes </w:t>
-      </w:r>
-      <w:proofErr w:type="gramStart"/>
-      <w:r>
-        <w:t>are uploaded</w:t>
-      </w:r>
-      <w:proofErr w:type="gramEnd"/>
-      <w:r>
-        <w:t xml:space="preserve"> to the remote repository.</w:t>
+        <w:t>Verify that the changes are uploaded to the remote repository.</w:t>
       </w:r>
     </w:p>
     <w:p>
@@ -1457,15 +1402,7 @@
         <w:t xml:space="preserve">Step 9: </w:t>
       </w:r>
       <w:r>
-        <w:t xml:space="preserve">Verify that the latest changes </w:t>
-      </w:r>
-      <w:proofErr w:type="gramStart"/>
-      <w:r>
-        <w:t>are synchronized</w:t>
-      </w:r>
-      <w:proofErr w:type="gramEnd"/>
-      <w:r>
-        <w:t xml:space="preserve"> successfully.</w:t>
+        <w:t>Verify that the latest changes are synchronized successfully.</w:t>
       </w:r>
     </w:p>
     <w:p>
@@ -1522,6 +1459,9 @@
         <w:jc w:val="left"/>
       </w:pPr>
       <w:r>
+        <w:rPr>
+          <w:noProof/>
+        </w:rPr>
         <w:drawing>
           <wp:inline distT="0" distB="0" distL="0" distR="0" wp14:anchorId="26C3A2A3" wp14:editId="570E757F">
             <wp:extent cx="5548630" cy="2860675"/>
@@ -1565,6 +1505,9 @@
         <w:jc w:val="left"/>
       </w:pPr>
       <w:r>
+        <w:rPr>
+          <w:noProof/>
+        </w:rPr>
         <w:drawing>
           <wp:inline distT="0" distB="0" distL="0" distR="0" wp14:anchorId="62E96F27" wp14:editId="10FCF265">
             <wp:extent cx="3009399" cy="1733384"/>
@@ -1625,6 +1568,9 @@
         <w:jc w:val="left"/>
       </w:pPr>
       <w:r>
+        <w:rPr>
+          <w:noProof/>
+        </w:rPr>
         <w:drawing>
           <wp:inline distT="0" distB="0" distL="0" distR="0" wp14:anchorId="7802720D" wp14:editId="2FD63293">
             <wp:extent cx="5548630" cy="1786255"/>
@@ -1668,6 +1614,9 @@
         <w:jc w:val="left"/>
       </w:pPr>
       <w:r>
+        <w:rPr>
+          <w:noProof/>
+        </w:rPr>
         <w:lastRenderedPageBreak/>
         <w:drawing>
           <wp:inline distT="0" distB="0" distL="0" distR="0" wp14:anchorId="4BEF8827" wp14:editId="13F2E3AA">
@@ -1729,6 +1678,9 @@
         <w:jc w:val="left"/>
       </w:pPr>
       <w:r>
+        <w:rPr>
+          <w:noProof/>
+        </w:rPr>
         <w:drawing>
           <wp:inline distT="0" distB="0" distL="0" distR="0" wp14:anchorId="12452767" wp14:editId="7AD25214">
             <wp:extent cx="5548630" cy="965200"/>
@@ -1779,15 +1731,7 @@
         <w:spacing w:line="360" w:lineRule="auto"/>
       </w:pPr>
       <w:r>
-        <w:t xml:space="preserve">This experiment demonstrated automated synchronization of local files and folders using a Windows batch script, XCOPY command, and Windows Task Scheduler. It showed that scheduled execution can maintain a regularly updated copy of a source directory at a destination location. The experiment also demonstrated Git-based synchronization between local and remote repositories through push and pull operations. These activities provided practical understanding of automation, backup replication, version control, and remote repository management. Therefore, the objectives of the experiment </w:t>
-      </w:r>
-      <w:proofErr w:type="gramStart"/>
-      <w:r>
-        <w:t>were successfully achieved</w:t>
-      </w:r>
-      <w:proofErr w:type="gramEnd"/>
-      <w:r>
-        <w:t>.</w:t>
+        <w:t>This experiment demonstrated automated synchronization of local files and folders using a Windows batch script, XCOPY command, and Windows Task Scheduler. It showed that scheduled execution can maintain a regularly updated copy of a source directory at a destination location. The experiment also demonstrated Git-based synchronization between local and remote repositories through push and pull operations. These activities provided practical understanding of automation, backup replication, version control, and remote repository management. Therefore, the objectives of the experiment were successfully achieved.</w:t>
       </w:r>
     </w:p>
     <w:p>
@@ -1797,6 +1741,7 @@
       </w:pPr>
     </w:p>
     <w:sectPr>
+      <w:footerReference w:type="default" r:id="rId21"/>
       <w:pgSz w:w="11906" w:h="16838" w:code="9"/>
       <w:pgMar w:top="1440" w:right="1440" w:bottom="1440" w:left="1728" w:header="720" w:footer="720" w:gutter="0"/>
       <w:cols w:space="720"/>
@@ -1829,6 +1774,59 @@
     </w:p>
   </w:endnote>
 </w:endnotes>
+</file>
+
+<file path=word/footer1.xml><?xml version="1.0" encoding="utf-8"?>
+<w:ftr xmlns:wpc="http://schemas.microsoft.com/office/word/2010/wordprocessingCanvas" xmlns:cx="http://schemas.microsoft.com/office/drawing/2014/chartex" xmlns:cx1="http://schemas.microsoft.com/office/drawing/2015/9/8/chartex" xmlns:cx2="http://schemas.microsoft.com/office/drawing/2015/10/21/chartex" xmlns:cx3="http://schemas.microsoft.com/office/drawing/2016/5/9/chartex" xmlns:cx4="http://schemas.microsoft.com/office/drawing/2016/5/10/chartex" xmlns:cx5="http://schemas.microsoft.com/office/drawing/2016/5/11/chartex" xmlns:cx6="http://schemas.microsoft.com/office/drawing/2016/5/12/chartex" xmlns:cx7="http://schemas.microsoft.com/office/drawing/2016/5/13/chartex" xmlns:cx8="http://schemas.microsoft.com/office/drawing/2016/5/14/chartex" xmlns:mc="http://schemas.openxmlformats.org/markup-compatibility/2006" xmlns:aink="http://schemas.microsoft.com/office/drawing/2016/ink" xmlns:am3d="http://schemas.microsoft.com/office/drawing/2017/model3d" xmlns:o="urn:schemas-microsoft-com:office:office" xmlns:oel="http://schemas.microsoft.com/office/2019/extlst" xmlns:r="http://schemas.openxmlformats.org/officeDocument/2006/relationships" xmlns:m="http://schemas.openxmlformats.org/officeDocument/2006/math" xmlns:v="urn:schemas-microsoft-com:vml" xmlns:wp14="http://schemas.microsoft.com/office/word/2010/wordprocessingDrawing" xmlns:wp="http://schemas.openxmlformats.org/drawingml/2006/wordprocessingDrawing" xmlns:w10="urn:schemas-microsoft-com:office:word" xmlns:w="http://schemas.openxmlformats.org/wordprocessingml/2006/main" xmlns:w14="http://schemas.microsoft.com/office/word/2010/wordml" xmlns:w15="http://schemas.microsoft.com/office/word/2012/wordml" xmlns:w16cex="http://schemas.microsoft.com/office/word/2018/wordml/cex" xmlns:w16cid="http://schemas.microsoft.com/office/word/2016/wordml/cid" xmlns:w16="http://schemas.microsoft.com/office/word/2018/wordml" xmlns:w16du="http://schemas.microsoft.com/office/word/2023/wordml/word16du" xmlns:w16sdtdh="http://schemas.microsoft.com/office/word/2020/wordml/sdtdatahash" xmlns:w16sdtfl="http://schemas.microsoft.com/office/word/2024/wordml/sdtformatlock" xmlns:w16se="http://schemas.microsoft.com/office/word/2015/wordml/symex" xmlns:wpg="http://schemas.microsoft.com/office/word/2010/wordprocessingGroup" xmlns:wpi="http://schemas.microsoft.com/office/word/2010/wordprocessingInk" xmlns:wne="http://schemas.microsoft.com/office/word/2006/wordml" xmlns:wps="http://schemas.microsoft.com/office/word/2010/wordprocessingShape" mc:Ignorable="w14 w15 w16se w16cid w16 w16cex w16sdtdh w16sdtfl w16du wp14">
+  <w:sdt>
+    <w:sdtPr>
+      <w:id w:val="-344711466"/>
+      <w:docPartObj>
+        <w:docPartGallery w:val="Page Numbers (Bottom of Page)"/>
+        <w:docPartUnique/>
+      </w:docPartObj>
+    </w:sdtPr>
+    <w:sdtEndPr>
+      <w:rPr>
+        <w:noProof/>
+      </w:rPr>
+    </w:sdtEndPr>
+    <w:sdtContent>
+      <w:p>
+        <w:pPr>
+          <w:pStyle w:val="Footer"/>
+          <w:jc w:val="center"/>
+        </w:pPr>
+        <w:r>
+          <w:fldChar w:fldCharType="begin"/>
+        </w:r>
+        <w:r>
+          <w:instrText xml:space="preserve"> PAGE   \* MERGEFORMAT </w:instrText>
+        </w:r>
+        <w:r>
+          <w:fldChar w:fldCharType="separate"/>
+        </w:r>
+        <w:r>
+          <w:rPr>
+            <w:noProof/>
+          </w:rPr>
+          <w:t>2</w:t>
+        </w:r>
+        <w:r>
+          <w:rPr>
+            <w:noProof/>
+          </w:rPr>
+          <w:fldChar w:fldCharType="end"/>
+        </w:r>
+      </w:p>
+    </w:sdtContent>
+  </w:sdt>
+  <w:p>
+    <w:pPr>
+      <w:pStyle w:val="Footer"/>
+    </w:pPr>
+  </w:p>
+</w:ftr>
 </file>
 
 <file path=word/footnotes.xml><?xml version="1.0" encoding="utf-8"?>
@@ -2885,15 +2883,6 @@
   </w:num>
   <w:num w:numId="7" w16cid:durableId="1953321459">
     <w:abstractNumId w:val="0"/>
-    <w:lvlOverride w:ilvl="0"/>
-    <w:lvlOverride w:ilvl="1"/>
-    <w:lvlOverride w:ilvl="2"/>
-    <w:lvlOverride w:ilvl="3"/>
-    <w:lvlOverride w:ilvl="4"/>
-    <w:lvlOverride w:ilvl="5"/>
-    <w:lvlOverride w:ilvl="6"/>
-    <w:lvlOverride w:ilvl="7"/>
-    <w:lvlOverride w:ilvl="8"/>
   </w:num>
 </w:numbering>
 </file>
@@ -3500,6 +3489,7 @@
   <w:style w:type="character" w:default="1" w:styleId="DefaultParagraphFont">
     <w:name w:val="Default Paragraph Font"/>
     <w:uiPriority w:val="1"/>
+    <w:semiHidden/>
     <w:unhideWhenUsed/>
   </w:style>
   <w:style w:type="table" w:default="1" w:styleId="TableNormal">
